--- a/proposal/others/21B_Min_Abstract.docx
+++ b/proposal/others/21B_Min_Abstract.docx
@@ -23,13 +23,9 @@
           <w:sz w:val="27"/>
           <w:szCs w:val="27"/>
         </w:rPr>
-        <w:t> Foundation Models for Automated Design of Energy Flow Systems</w:t>
-      </w:r>
-    </w:p>
-    <w:p>
-      <w:pPr>
-        <w:pStyle w:val="Default"/>
-        <w:jc w:val="center"/>
+        <w:t> </w:t>
+      </w:r>
+      <w:r>
         <w:rPr>
           <w:rFonts w:ascii="Calibri" w:hAnsi="Calibri" w:cs="Calibri"/>
           <w:b/>
@@ -37,9 +33,69 @@
           <w:sz w:val="27"/>
           <w:szCs w:val="27"/>
         </w:rPr>
+        <w:t xml:space="preserve">Project Title: </w:t>
+      </w:r>
+      <w:r>
+        <w:rPr>
+          <w:rFonts w:ascii="Calibri" w:hAnsi="Calibri" w:cs="Calibri"/>
+          <w:b/>
+          <w:bCs/>
+          <w:sz w:val="27"/>
+          <w:szCs w:val="27"/>
+        </w:rPr>
+        <w:t>Foundation Models for Automated Design of Energy Flow Systems</w:t>
+      </w:r>
+    </w:p>
+    <w:p>
+      <w:pPr>
+        <w:pStyle w:val="Default"/>
+        <w:jc w:val="center"/>
+        <w:rPr>
+          <w:rFonts w:ascii="Calibri" w:hAnsi="Calibri" w:cs="Calibri"/>
+          <w:b/>
+          <w:bCs/>
+          <w:sz w:val="27"/>
+          <w:szCs w:val="27"/>
+        </w:rPr>
       </w:pPr>
     </w:p>
     <w:bookmarkEnd w:id="0"/>
+    <w:p>
+      <w:pPr>
+        <w:jc w:val="center"/>
+        <w:rPr>
+          <w:b/>
+          <w:sz w:val="22"/>
+          <w:szCs w:val="22"/>
+        </w:rPr>
+      </w:pPr>
+      <w:r>
+        <w:rPr>
+          <w:b/>
+          <w:sz w:val="22"/>
+          <w:szCs w:val="22"/>
+        </w:rPr>
+        <w:t xml:space="preserve">Application Stage: </w:t>
+      </w:r>
+      <w:r>
+        <w:rPr>
+          <w:bCs/>
+          <w:sz w:val="22"/>
+          <w:szCs w:val="22"/>
+        </w:rPr>
+        <w:t>Phase I</w:t>
+      </w:r>
+    </w:p>
+    <w:p>
+      <w:pPr>
+        <w:jc w:val="center"/>
+        <w:rPr>
+          <w:b/>
+          <w:sz w:val="22"/>
+          <w:szCs w:val="22"/>
+        </w:rPr>
+      </w:pPr>
+    </w:p>
     <w:p>
       <w:pPr>
         <w:jc w:val="both"/>

--- a/proposal/others/21B_Min_Abstract.docx
+++ b/proposal/others/21B_Min_Abstract.docx
@@ -164,7 +164,21 @@
           <w:sz w:val="22"/>
           <w:szCs w:val="22"/>
         </w:rPr>
-        <w:t xml:space="preserve"> Kolev (Lawrence Livermore National Laboratory); Ricardo Vinuesa (U. Michigan); Paul Fischer (U. Illinois); Luke Olson (U. Illinois); Elia Merzari (Penn State Univ).</w:t>
+        <w:t xml:space="preserve"> Kolev (Lawrence Livermore National Laboratory); </w:t>
+      </w:r>
+      <w:r>
+        <w:rPr>
+          <w:sz w:val="22"/>
+          <w:szCs w:val="22"/>
+        </w:rPr>
+        <w:t xml:space="preserve">Julian Andrej (LLNL), </w:t>
+      </w:r>
+      <w:r>
+        <w:rPr>
+          <w:sz w:val="22"/>
+          <w:szCs w:val="22"/>
+        </w:rPr>
+        <w:t>Ricardo Vinuesa (U. Michigan); Paul Fischer (U. Illinois); Luke Olson (U. Illinois); Elia Merzari (Penn State Univ).</w:t>
       </w:r>
     </w:p>
     <w:p>

--- a/proposal/others/21B_Min_Abstract.docx
+++ b/proposal/others/21B_Min_Abstract.docx
@@ -178,7 +178,98 @@
           <w:sz w:val="22"/>
           <w:szCs w:val="22"/>
         </w:rPr>
-        <w:t>Ricardo Vinuesa (U. Michigan); Paul Fischer (U. Illinois); Luke Olson (U. Illinois); Elia Merzari (Penn State Univ).</w:t>
+        <w:t>Ricardo Vinuesa (U</w:t>
+      </w:r>
+      <w:r>
+        <w:rPr>
+          <w:sz w:val="22"/>
+          <w:szCs w:val="22"/>
+        </w:rPr>
+        <w:t>niversity of</w:t>
+      </w:r>
+      <w:r>
+        <w:rPr>
+          <w:sz w:val="22"/>
+          <w:szCs w:val="22"/>
+        </w:rPr>
+        <w:t xml:space="preserve"> Michigan); Paul Fischer (U</w:t>
+      </w:r>
+      <w:r>
+        <w:rPr>
+          <w:sz w:val="22"/>
+          <w:szCs w:val="22"/>
+        </w:rPr>
+        <w:t>niversity of</w:t>
+      </w:r>
+      <w:r>
+        <w:rPr>
+          <w:sz w:val="22"/>
+          <w:szCs w:val="22"/>
+        </w:rPr>
+        <w:t xml:space="preserve"> </w:t>
+      </w:r>
+      <w:r>
+        <w:rPr>
+          <w:sz w:val="22"/>
+          <w:szCs w:val="22"/>
+        </w:rPr>
+        <w:t>I</w:t>
+      </w:r>
+      <w:r>
+        <w:rPr>
+          <w:sz w:val="22"/>
+          <w:szCs w:val="22"/>
+        </w:rPr>
+        <w:t>llinois</w:t>
+      </w:r>
+      <w:r>
+        <w:rPr>
+          <w:sz w:val="22"/>
+          <w:szCs w:val="22"/>
+        </w:rPr>
+        <w:t xml:space="preserve"> Urbana Champaign</w:t>
+      </w:r>
+      <w:r>
+        <w:rPr>
+          <w:sz w:val="22"/>
+          <w:szCs w:val="22"/>
+        </w:rPr>
+        <w:t>); Luke Olson (U</w:t>
+      </w:r>
+      <w:r>
+        <w:rPr>
+          <w:sz w:val="22"/>
+          <w:szCs w:val="22"/>
+        </w:rPr>
+        <w:t>IUC</w:t>
+      </w:r>
+      <w:r>
+        <w:rPr>
+          <w:sz w:val="22"/>
+          <w:szCs w:val="22"/>
+        </w:rPr>
+        <w:t>); Elia Merzari (Penn</w:t>
+      </w:r>
+      <w:r>
+        <w:rPr>
+          <w:sz w:val="22"/>
+          <w:szCs w:val="22"/>
+        </w:rPr>
+        <w:t xml:space="preserve">sylvania </w:t>
+      </w:r>
+      <w:r>
+        <w:rPr>
+          <w:sz w:val="22"/>
+          <w:szCs w:val="22"/>
+        </w:rPr>
+        <w:t>State Univ</w:t>
+      </w:r>
+      <w:r>
+        <w:rPr>
+          <w:sz w:val="22"/>
+          <w:szCs w:val="22"/>
+        </w:rPr>
+        <w:t>ersity)</w:t>
       </w:r>
     </w:p>
     <w:p>
@@ -205,7 +296,23 @@
           <w:sz w:val="22"/>
           <w:szCs w:val="22"/>
         </w:rPr>
-        <w:t>This project develops an AI-driven design and control framework for energy-relevant fluid flow systems using training data from the high-fidelity simulation codes, Nek500/RS and MFE</w:t>
+        <w:t>This project develops an AI-driven design and control framework for energy-relevant fluid flow systems using training data from the high-fidelity simulation codes, Nek500</w:t>
+      </w:r>
+      <w:r>
+        <w:rPr>
+          <w:noProof/>
+          <w:sz w:val="22"/>
+          <w:szCs w:val="22"/>
+        </w:rPr>
+        <w:t>0</w:t>
+      </w:r>
+      <w:r>
+        <w:rPr>
+          <w:noProof/>
+          <w:sz w:val="22"/>
+          <w:szCs w:val="22"/>
+        </w:rPr>
+        <w:t>/RS and MFE</w:t>
       </w:r>
       <w:r>
         <w:rPr>

--- a/proposal/others/21B_Min_Abstract.docx
+++ b/proposal/others/21B_Min_Abstract.docx
@@ -296,7 +296,23 @@
           <w:sz w:val="22"/>
           <w:szCs w:val="22"/>
         </w:rPr>
-        <w:t>This project develops an AI-driven design and control framework for energy-relevant fluid flow systems using training data from the high-fidelity simulation codes, Nek500</w:t>
+        <w:t>This project develops an AI-driven design and control framework for energy-relevant fluid flow systems using training data from the high-fidelity simulation codes</w:t>
+      </w:r>
+      <w:r>
+        <w:rPr>
+          <w:noProof/>
+          <w:sz w:val="22"/>
+          <w:szCs w:val="22"/>
+        </w:rPr>
+        <w:t xml:space="preserve"> c</w:t>
+      </w:r>
+      <w:r>
+        <w:rPr>
+          <w:noProof/>
+          <w:sz w:val="22"/>
+          <w:szCs w:val="22"/>
+        </w:rPr>
+        <w:t>Nek500</w:t>
       </w:r>
       <w:r>
         <w:rPr>
@@ -328,7 +344,23 @@
           <w:sz w:val="22"/>
           <w:szCs w:val="22"/>
         </w:rPr>
-        <w:t xml:space="preserve"> Phase I focuses on building foundation models capable of predicting performance and durability metrics under varying operating conditions and geometric parameters. The workflow integrates large-scale simulation datasets with an agentic-AI framework to enable rapid optimization and adaptive control strategies. The Phase I deliverable will demonstrate low-cost real-time prediction for representative energy components (e.g., heat exchangers and reactor-core assemblies), which can placed in a design optimization loop.</w:t>
+        <w:t xml:space="preserve"> Phase I focuses on building foundation models capable of predicting performance and durability metrics under varying operating conditions and geometric parameters. The workflow integrates large-scale simulation datasets with an agentic-AI framework to enable rapid optimization and adaptive control strategies. The Phase I deliverable will demonstrate low-cost real-time prediction for representative energy components (e.g., heat exchangers and reactor-core assemblies), which can </w:t>
+      </w:r>
+      <w:r>
+        <w:rPr>
+          <w:noProof/>
+          <w:sz w:val="22"/>
+          <w:szCs w:val="22"/>
+        </w:rPr>
+        <w:t xml:space="preserve">be </w:t>
+      </w:r>
+      <w:r>
+        <w:rPr>
+          <w:noProof/>
+          <w:sz w:val="22"/>
+          <w:szCs w:val="22"/>
+        </w:rPr>
+        <w:t>placed in a design optimization loop.</w:t>
       </w:r>
     </w:p>
     <w:p>

--- a/proposal/others/21B_Min_Abstract.docx
+++ b/proposal/others/21B_Min_Abstract.docx
@@ -304,7 +304,7 @@
           <w:sz w:val="22"/>
           <w:szCs w:val="22"/>
         </w:rPr>
-        <w:t xml:space="preserve"> c</w:t>
+        <w:t xml:space="preserve"> </w:t>
       </w:r>
       <w:r>
         <w:rPr>

--- a/proposal/others/21B_Min_Abstract.docx
+++ b/proposal/others/21B_Min_Abstract.docx
@@ -227,7 +227,21 @@
           <w:sz w:val="22"/>
           <w:szCs w:val="22"/>
         </w:rPr>
-        <w:t xml:space="preserve"> Urbana Champaign</w:t>
+        <w:t xml:space="preserve"> Urbana</w:t>
+      </w:r>
+      <w:r>
+        <w:rPr>
+          <w:sz w:val="22"/>
+          <w:szCs w:val="22"/>
+        </w:rPr>
+        <w:t>-</w:t>
+      </w:r>
+      <w:r>
+        <w:rPr>
+          <w:sz w:val="22"/>
+          <w:szCs w:val="22"/>
+        </w:rPr>
+        <w:t>Champaign</w:t>
       </w:r>
       <w:r>
         <w:rPr>

--- a/proposal/others/21B_Min_Abstract.docx
+++ b/proposal/others/21B_Min_Abstract.docx
@@ -426,14 +426,17 @@
         <w:jc w:val="center"/>
       </w:pPr>
       <w:r>
+        <w:t xml:space="preserve">      </w:t>
+      </w:r>
+      <w:r>
         <w:rPr>
           <w:noProof/>
         </w:rPr>
         <w:drawing>
-          <wp:inline distT="0" distB="0" distL="0" distR="0" wp14:anchorId="19153B68" wp14:editId="711B39B0">
-            <wp:extent cx="3562350" cy="1893069"/>
-            <wp:effectExtent l="0" t="0" r="0" b="0"/>
-            <wp:docPr id="1103362130" name="Picture 1"/>
+          <wp:inline distT="0" distB="0" distL="0" distR="0" wp14:anchorId="71478000" wp14:editId="5D19EDEC">
+            <wp:extent cx="5605390" cy="2409838"/>
+            <wp:effectExtent l="0" t="0" r="0" b="3175"/>
+            <wp:docPr id="1306720135" name="Picture 1"/>
             <wp:cNvGraphicFramePr>
               <a:graphicFrameLocks xmlns:a="http://schemas.openxmlformats.org/drawingml/2006/main" noChangeAspect="1"/>
             </wp:cNvGraphicFramePr>
@@ -441,7 +444,7 @@
               <a:graphicData uri="http://schemas.openxmlformats.org/drawingml/2006/picture">
                 <pic:pic xmlns:pic="http://schemas.openxmlformats.org/drawingml/2006/picture">
                   <pic:nvPicPr>
-                    <pic:cNvPr id="1103362130" name="Picture 1103362130"/>
+                    <pic:cNvPr id="1306720135" name="Picture 1306720135"/>
                     <pic:cNvPicPr/>
                   </pic:nvPicPr>
                   <pic:blipFill>
@@ -459,7 +462,7 @@
                   <pic:spPr>
                     <a:xfrm>
                       <a:off x="0" y="0"/>
-                      <a:ext cx="3587188" cy="1906268"/>
+                      <a:ext cx="5772516" cy="2481688"/>
                     </a:xfrm>
                     <a:prstGeom prst="rect">
                       <a:avLst/>
@@ -608,26 +611,6 @@
         </w:rPr>
         <w:t>optimization/design process, which is significantly accelerated.</w:t>
       </w:r>
-    </w:p>
-    <w:p>
-      <w:pPr>
-        <w:jc w:val="both"/>
-        <w:rPr>
-          <w:rFonts w:asciiTheme="majorHAnsi" w:hAnsiTheme="majorHAnsi" w:cstheme="majorHAnsi"/>
-          <w:i/>
-          <w:sz w:val="21"/>
-          <w:szCs w:val="22"/>
-        </w:rPr>
-      </w:pPr>
-    </w:p>
-    <w:p>
-      <w:pPr>
-        <w:jc w:val="both"/>
-        <w:rPr>
-          <w:sz w:val="22"/>
-          <w:szCs w:val="22"/>
-        </w:rPr>
-      </w:pPr>
     </w:p>
     <w:sectPr>
       <w:pgSz w:w="12240" w:h="15840"/>
